--- a/storage/app/templates/Perma.docx
+++ b/storage/app/templates/Perma.docx
@@ -192,14 +192,23 @@
           <w:i/>
           <w:spacing w:val="-2"/>
         </w:rPr>
-        <w:t>${month_name}</w:t>
-      </w:r>
+        <w:t>${month_</w:t>
+      </w:r>
+      <w:proofErr w:type="gramStart"/>
       <w:r>
         <w:rPr>
           <w:b/>
           <w:i/>
           <w:spacing w:val="-2"/>
         </w:rPr>
+        <w:t>name}</w:t>
+      </w:r>
+      <w:r>
+        <w:rPr>
+          <w:b/>
+          <w:i/>
+          <w:spacing w:val="-2"/>
+        </w:rPr>
         <w:t xml:space="preserve">  </w:t>
       </w:r>
       <w:r>
@@ -210,6 +219,7 @@
         </w:rPr>
         <w:tab/>
       </w:r>
+      <w:proofErr w:type="gramEnd"/>
       <w:r>
         <w:rPr>
           <w:i/>
@@ -346,6 +356,7 @@
       <w:r>
         <w:tab/>
       </w:r>
+      <w:proofErr w:type="gramStart"/>
       <w:r>
         <w:rPr>
           <w:u w:val="single"/>
@@ -368,6 +379,7 @@
         </w:rPr>
         <w:tab/>
       </w:r>
+      <w:proofErr w:type="gramEnd"/>
       <w:r>
         <w:rPr>
           <w:spacing w:val="80"/>
@@ -403,18 +415,18 @@
         <mc:AlternateContent>
           <mc:Choice Requires="wps">
             <w:drawing>
-              <wp:anchor distT="0" distB="0" distL="0" distR="0" simplePos="0" relativeHeight="251656192" behindDoc="1" locked="0" layoutInCell="1" allowOverlap="1" wp14:anchorId="6B156798" wp14:editId="2F341C2B">
+              <wp:anchor distT="0" distB="0" distL="0" distR="0" simplePos="0" relativeHeight="251657216" behindDoc="1" locked="0" layoutInCell="1" allowOverlap="1" wp14:anchorId="7D297176" wp14:editId="2EE21478">
                 <wp:simplePos x="0" y="0"/>
                 <wp:positionH relativeFrom="page">
-                  <wp:posOffset>356425</wp:posOffset>
+                  <wp:posOffset>3952875</wp:posOffset>
                 </wp:positionH>
                 <wp:positionV relativeFrom="paragraph">
-                  <wp:posOffset>69400</wp:posOffset>
+                  <wp:posOffset>70485</wp:posOffset>
                 </wp:positionV>
-                <wp:extent cx="3175635" cy="5767705"/>
+                <wp:extent cx="3175635" cy="5829300"/>
                 <wp:effectExtent l="0" t="0" r="0" b="0"/>
                 <wp:wrapTopAndBottom/>
-                <wp:docPr id="7" name="Textbox 7"/>
+                <wp:docPr id="8" name="Textbox 8"/>
                 <wp:cNvGraphicFramePr>
                   <a:graphicFrameLocks xmlns:a="http://schemas.openxmlformats.org/drawingml/2006/main"/>
                 </wp:cNvGraphicFramePr>
@@ -427,7 +439,7 @@
                       <wps:spPr>
                         <a:xfrm>
                           <a:off x="0" y="0"/>
-                          <a:ext cx="3175635" cy="5767705"/>
+                          <a:ext cx="3175635" cy="5829300"/>
                         </a:xfrm>
                         <a:prstGeom prst="rect">
                           <a:avLst/>
@@ -481,7 +493,8 @@
                                     <w:rPr>
                                       <w:rFonts w:ascii="Arial"/>
                                       <w:b/>
-                                      <w:sz w:val="12"/>
+                                      <w:sz w:val="10"/>
+                                      <w:szCs w:val="10"/>
                                     </w:rPr>
                                   </w:pPr>
                                   <w:r>
@@ -489,7 +502,8 @@
                                       <w:rFonts w:ascii="Arial"/>
                                       <w:b/>
                                       <w:spacing w:val="-5"/>
-                                      <w:sz w:val="12"/>
+                                      <w:sz w:val="10"/>
+                                      <w:szCs w:val="10"/>
                                     </w:rPr>
                                     <w:t>DAY</w:t>
                                   </w:r>
@@ -507,14 +521,16 @@
                                     <w:rPr>
                                       <w:rFonts w:ascii="Arial"/>
                                       <w:b/>
-                                      <w:sz w:val="12"/>
+                                      <w:sz w:val="10"/>
+                                      <w:szCs w:val="10"/>
                                     </w:rPr>
                                   </w:pPr>
                                   <w:r>
                                     <w:rPr>
                                       <w:rFonts w:ascii="Arial"/>
                                       <w:b/>
-                                      <w:sz w:val="12"/>
+                                      <w:sz w:val="10"/>
+                                      <w:szCs w:val="10"/>
                                     </w:rPr>
                                     <w:t xml:space="preserve">CHECK </w:t>
                                   </w:r>
@@ -523,7 +539,8 @@
                                       <w:rFonts w:ascii="Arial"/>
                                       <w:b/>
                                       <w:spacing w:val="-5"/>
-                                      <w:sz w:val="12"/>
+                                      <w:sz w:val="10"/>
+                                      <w:szCs w:val="10"/>
                                     </w:rPr>
                                     <w:t>IN</w:t>
                                   </w:r>
@@ -541,14 +558,16 @@
                                     <w:rPr>
                                       <w:rFonts w:ascii="Arial"/>
                                       <w:b/>
-                                      <w:sz w:val="12"/>
+                                      <w:sz w:val="10"/>
+                                      <w:szCs w:val="10"/>
                                     </w:rPr>
                                   </w:pPr>
                                   <w:r>
                                     <w:rPr>
                                       <w:rFonts w:ascii="Arial"/>
                                       <w:b/>
-                                      <w:sz w:val="12"/>
+                                      <w:sz w:val="10"/>
+                                      <w:szCs w:val="10"/>
                                     </w:rPr>
                                     <w:t xml:space="preserve">BREAK </w:t>
                                   </w:r>
@@ -557,7 +576,8 @@
                                       <w:rFonts w:ascii="Arial"/>
                                       <w:b/>
                                       <w:spacing w:val="-5"/>
-                                      <w:sz w:val="12"/>
+                                      <w:sz w:val="10"/>
+                                      <w:szCs w:val="10"/>
                                     </w:rPr>
                                     <w:t>OUT</w:t>
                                   </w:r>
@@ -575,14 +595,16 @@
                                     <w:rPr>
                                       <w:rFonts w:ascii="Arial"/>
                                       <w:b/>
-                                      <w:sz w:val="12"/>
+                                      <w:sz w:val="10"/>
+                                      <w:szCs w:val="10"/>
                                     </w:rPr>
                                   </w:pPr>
                                   <w:r>
                                     <w:rPr>
                                       <w:rFonts w:ascii="Arial"/>
                                       <w:b/>
-                                      <w:sz w:val="12"/>
+                                      <w:sz w:val="10"/>
+                                      <w:szCs w:val="10"/>
                                     </w:rPr>
                                     <w:t xml:space="preserve">BREAK </w:t>
                                   </w:r>
@@ -591,7 +613,8 @@
                                       <w:rFonts w:ascii="Arial"/>
                                       <w:b/>
                                       <w:spacing w:val="-5"/>
-                                      <w:sz w:val="12"/>
+                                      <w:sz w:val="10"/>
+                                      <w:szCs w:val="10"/>
                                     </w:rPr>
                                     <w:t>IN</w:t>
                                   </w:r>
@@ -609,39 +632,26 @@
                                     <w:rPr>
                                       <w:rFonts w:ascii="Arial"/>
                                       <w:b/>
-                                      <w:sz w:val="12"/>
+                                      <w:sz w:val="10"/>
+                                      <w:szCs w:val="10"/>
                                     </w:rPr>
                                   </w:pPr>
                                   <w:r>
                                     <w:rPr>
                                       <w:rFonts w:ascii="Arial"/>
                                       <w:b/>
-                                      <w:sz w:val="12"/>
-                                    </w:rPr>
-                                    <w:t>CHE</w:t>
+                                      <w:sz w:val="10"/>
+                                      <w:szCs w:val="10"/>
+                                    </w:rPr>
+                                    <w:t xml:space="preserve">CHECK </w:t>
                                   </w:r>
                                   <w:r>
                                     <w:rPr>
                                       <w:rFonts w:ascii="Arial"/>
                                       <w:b/>
-                                      <w:sz w:val="12"/>
-                                    </w:rPr>
-                                    <w:t>C</w:t>
-                                  </w:r>
-                                  <w:r>
-                                    <w:rPr>
-                                      <w:rFonts w:ascii="Arial"/>
-                                      <w:b/>
-                                      <w:sz w:val="12"/>
-                                    </w:rPr>
-                                    <w:t xml:space="preserve">K </w:t>
-                                  </w:r>
-                                  <w:r>
-                                    <w:rPr>
-                                      <w:rFonts w:ascii="Arial"/>
-                                      <w:b/>
                                       <w:spacing w:val="-5"/>
-                                      <w:sz w:val="12"/>
+                                      <w:sz w:val="10"/>
+                                      <w:szCs w:val="10"/>
                                     </w:rPr>
                                     <w:t>OUT</w:t>
                                   </w:r>
@@ -659,7 +669,8 @@
                                     <w:rPr>
                                       <w:rFonts w:ascii="Arial"/>
                                       <w:b/>
-                                      <w:sz w:val="12"/>
+                                      <w:sz w:val="10"/>
+                                      <w:szCs w:val="10"/>
                                     </w:rPr>
                                   </w:pPr>
                                   <w:r>
@@ -667,7 +678,8 @@
                                       <w:rFonts w:ascii="Arial"/>
                                       <w:b/>
                                       <w:spacing w:val="-4"/>
-                                      <w:sz w:val="12"/>
+                                      <w:sz w:val="10"/>
+                                      <w:szCs w:val="10"/>
                                     </w:rPr>
                                     <w:t>LATE</w:t>
                                   </w:r>
@@ -685,7 +697,8 @@
                                     <w:rPr>
                                       <w:rFonts w:ascii="Arial"/>
                                       <w:b/>
-                                      <w:sz w:val="12"/>
+                                      <w:sz w:val="10"/>
+                                      <w:szCs w:val="10"/>
                                     </w:rPr>
                                   </w:pPr>
                                   <w:r>
@@ -693,7 +706,8 @@
                                       <w:rFonts w:ascii="Arial"/>
                                       <w:b/>
                                       <w:spacing w:val="-2"/>
-                                      <w:sz w:val="12"/>
+                                      <w:sz w:val="10"/>
+                                      <w:szCs w:val="10"/>
                                     </w:rPr>
                                     <w:t>UNDERTIME</w:t>
                                   </w:r>
@@ -715,15 +729,17 @@
                                     <w:rPr>
                                       <w:rFonts w:ascii="Times New Roman" w:eastAsia="Times New Roman" w:hAnsi="Times New Roman" w:cs="Times New Roman"/>
                                       <w:b/>
-                                      <w:sz w:val="16"/>
+                                      <w:sz w:val="14"/>
+                                      <w:szCs w:val="14"/>
                                     </w:rPr>
                                   </w:pPr>
                                   <w:r>
                                     <w:rPr>
                                       <w:b/>
-                                      <w:sz w:val="16"/>
-                                    </w:rPr>
-                                    <w:t>${row1}</w:t>
+                                      <w:sz w:val="14"/>
+                                      <w:szCs w:val="14"/>
+                                    </w:rPr>
+                                    <w:t>${row2}</w:t>
                                   </w:r>
                                 </w:p>
                               </w:tc>
@@ -737,15 +753,17 @@
                                     <w:jc w:val="center"/>
                                     <w:rPr>
                                       <w:b/>
-                                      <w:sz w:val="16"/>
+                                      <w:sz w:val="14"/>
+                                      <w:szCs w:val="14"/>
                                     </w:rPr>
                                   </w:pPr>
                                   <w:r>
                                     <w:rPr>
                                       <w:b/>
-                                      <w:sz w:val="16"/>
-                                    </w:rPr>
-                                    <w:t>${d1}</w:t>
+                                      <w:sz w:val="14"/>
+                                      <w:szCs w:val="14"/>
+                                    </w:rPr>
+                                    <w:t>${d2}</w:t>
                                   </w:r>
                                 </w:p>
                               </w:tc>
@@ -759,15 +777,17 @@
                                     <w:jc w:val="center"/>
                                     <w:rPr>
                                       <w:b/>
-                                      <w:sz w:val="16"/>
+                                      <w:sz w:val="14"/>
+                                      <w:szCs w:val="14"/>
                                     </w:rPr>
                                   </w:pPr>
                                   <w:r>
                                     <w:rPr>
                                       <w:b/>
-                                      <w:sz w:val="16"/>
-                                    </w:rPr>
-                                    <w:t>${in1}</w:t>
+                                      <w:sz w:val="14"/>
+                                      <w:szCs w:val="14"/>
+                                    </w:rPr>
+                                    <w:t>${in2}</w:t>
                                   </w:r>
                                 </w:p>
                               </w:tc>
@@ -781,15 +801,17 @@
                                     <w:jc w:val="center"/>
                                     <w:rPr>
                                       <w:b/>
-                                      <w:sz w:val="16"/>
+                                      <w:sz w:val="14"/>
+                                      <w:szCs w:val="14"/>
                                     </w:rPr>
                                   </w:pPr>
                                   <w:r>
                                     <w:rPr>
                                       <w:b/>
-                                      <w:sz w:val="16"/>
-                                    </w:rPr>
-                                    <w:t>${bout1}</w:t>
+                                      <w:sz w:val="14"/>
+                                      <w:szCs w:val="14"/>
+                                    </w:rPr>
+                                    <w:t>${bout2}</w:t>
                                   </w:r>
                                 </w:p>
                               </w:tc>
@@ -803,15 +825,17 @@
                                     <w:jc w:val="center"/>
                                     <w:rPr>
                                       <w:b/>
-                                      <w:sz w:val="16"/>
+                                      <w:sz w:val="14"/>
+                                      <w:szCs w:val="14"/>
                                     </w:rPr>
                                   </w:pPr>
                                   <w:r>
                                     <w:rPr>
                                       <w:b/>
-                                      <w:sz w:val="16"/>
-                                    </w:rPr>
-                                    <w:t>${bin1}</w:t>
+                                      <w:sz w:val="14"/>
+                                      <w:szCs w:val="14"/>
+                                    </w:rPr>
+                                    <w:t>${bin2}</w:t>
                                   </w:r>
                                 </w:p>
                               </w:tc>
@@ -825,15 +849,17 @@
                                     <w:jc w:val="center"/>
                                     <w:rPr>
                                       <w:b/>
-                                      <w:sz w:val="16"/>
+                                      <w:sz w:val="14"/>
+                                      <w:szCs w:val="14"/>
                                     </w:rPr>
                                   </w:pPr>
                                   <w:r>
                                     <w:rPr>
                                       <w:b/>
-                                      <w:sz w:val="16"/>
-                                    </w:rPr>
-                                    <w:t>${out1}</w:t>
+                                      <w:sz w:val="14"/>
+                                      <w:szCs w:val="14"/>
+                                    </w:rPr>
+                                    <w:t>${out2}</w:t>
                                   </w:r>
                                 </w:p>
                               </w:tc>
@@ -843,7 +869,13 @@
                                 </w:tcPr>
                                 <w:p>
                                   <w:pPr>
+                                    <w:pStyle w:val="TableParagraph"/>
                                     <w:jc w:val="center"/>
+                                    <w:rPr>
+                                      <w:rFonts w:ascii="Arial" w:hAnsi="Arial" w:cs="Arial"/>
+                                      <w:sz w:val="14"/>
+                                      <w:szCs w:val="14"/>
+                                    </w:rPr>
                                   </w:pPr>
                                 </w:p>
                               </w:tc>
@@ -853,7 +885,13 @@
                                 </w:tcPr>
                                 <w:p>
                                   <w:pPr>
+                                    <w:pStyle w:val="TableParagraph"/>
                                     <w:jc w:val="center"/>
+                                    <w:rPr>
+                                      <w:rFonts w:ascii="Arial" w:hAnsi="Arial" w:cs="Arial"/>
+                                      <w:sz w:val="14"/>
+                                      <w:szCs w:val="14"/>
+                                    </w:rPr>
                                   </w:pPr>
                                 </w:p>
                               </w:tc>
@@ -872,16 +910,19 @@
                     </wps:wsp>
                   </a:graphicData>
                 </a:graphic>
+                <wp14:sizeRelV relativeFrom="margin">
+                  <wp14:pctHeight>0</wp14:pctHeight>
+                </wp14:sizeRelV>
               </wp:anchor>
             </w:drawing>
           </mc:Choice>
           <mc:Fallback>
             <w:pict>
-              <v:shapetype w14:anchorId="6B156798" id="_x0000_t202" coordsize="21600,21600" o:spt="202" path="m,l,21600r21600,l21600,xe">
+              <v:shapetype w14:anchorId="7D297176" id="_x0000_t202" coordsize="21600,21600" o:spt="202" path="m,l,21600r21600,l21600,xe">
                 <v:stroke joinstyle="miter"/>
                 <v:path gradientshapeok="t" o:connecttype="rect"/>
               </v:shapetype>
-              <v:shape id="Textbox 7" o:spid="_x0000_s1026" type="#_x0000_t202" style="position:absolute;margin-left:28.05pt;margin-top:5.45pt;width:250.05pt;height:454.15pt;z-index:-251660288;visibility:visible;mso-wrap-style:square;mso-wrap-distance-left:0;mso-wrap-distance-top:0;mso-wrap-distance-right:0;mso-wrap-distance-bottom:0;mso-position-horizontal:absolute;mso-position-horizontal-relative:page;mso-position-vertical:absolute;mso-position-vertical-relative:text;v-text-anchor:top" o:gfxdata="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" filled="f" stroked="f">
+              <v:shape id="Textbox 8" o:spid="_x0000_s1026" type="#_x0000_t202" style="position:absolute;margin-left:311.25pt;margin-top:5.55pt;width:250.05pt;height:459pt;z-index:-251659264;visibility:visible;mso-wrap-style:square;mso-height-percent:0;mso-wrap-distance-left:0;mso-wrap-distance-top:0;mso-wrap-distance-right:0;mso-wrap-distance-bottom:0;mso-position-horizontal:absolute;mso-position-horizontal-relative:page;mso-position-vertical:absolute;mso-position-vertical-relative:text;mso-height-percent:0;mso-height-relative:margin;v-text-anchor:top" o:gfxdata="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" filled="f" stroked="f">
                 <v:textbox inset="0,0,0,0">
                   <w:txbxContent>
                     <w:tbl>
@@ -930,7 +971,8 @@
                               <w:rPr>
                                 <w:rFonts w:ascii="Arial"/>
                                 <w:b/>
-                                <w:sz w:val="12"/>
+                                <w:sz w:val="10"/>
+                                <w:szCs w:val="10"/>
                               </w:rPr>
                             </w:pPr>
                             <w:r>
@@ -938,7 +980,8 @@
                                 <w:rFonts w:ascii="Arial"/>
                                 <w:b/>
                                 <w:spacing w:val="-5"/>
-                                <w:sz w:val="12"/>
+                                <w:sz w:val="10"/>
+                                <w:szCs w:val="10"/>
                               </w:rPr>
                               <w:t>DAY</w:t>
                             </w:r>
@@ -956,14 +999,16 @@
                               <w:rPr>
                                 <w:rFonts w:ascii="Arial"/>
                                 <w:b/>
-                                <w:sz w:val="12"/>
+                                <w:sz w:val="10"/>
+                                <w:szCs w:val="10"/>
                               </w:rPr>
                             </w:pPr>
                             <w:r>
                               <w:rPr>
                                 <w:rFonts w:ascii="Arial"/>
                                 <w:b/>
-                                <w:sz w:val="12"/>
+                                <w:sz w:val="10"/>
+                                <w:szCs w:val="10"/>
                               </w:rPr>
                               <w:t xml:space="preserve">CHECK </w:t>
                             </w:r>
@@ -972,7 +1017,8 @@
                                 <w:rFonts w:ascii="Arial"/>
                                 <w:b/>
                                 <w:spacing w:val="-5"/>
-                                <w:sz w:val="12"/>
+                                <w:sz w:val="10"/>
+                                <w:szCs w:val="10"/>
                               </w:rPr>
                               <w:t>IN</w:t>
                             </w:r>
@@ -990,14 +1036,16 @@
                               <w:rPr>
                                 <w:rFonts w:ascii="Arial"/>
                                 <w:b/>
-                                <w:sz w:val="12"/>
+                                <w:sz w:val="10"/>
+                                <w:szCs w:val="10"/>
                               </w:rPr>
                             </w:pPr>
                             <w:r>
                               <w:rPr>
                                 <w:rFonts w:ascii="Arial"/>
                                 <w:b/>
-                                <w:sz w:val="12"/>
+                                <w:sz w:val="10"/>
+                                <w:szCs w:val="10"/>
                               </w:rPr>
                               <w:t xml:space="preserve">BREAK </w:t>
                             </w:r>
@@ -1006,7 +1054,8 @@
                                 <w:rFonts w:ascii="Arial"/>
                                 <w:b/>
                                 <w:spacing w:val="-5"/>
-                                <w:sz w:val="12"/>
+                                <w:sz w:val="10"/>
+                                <w:szCs w:val="10"/>
                               </w:rPr>
                               <w:t>OUT</w:t>
                             </w:r>
@@ -1024,14 +1073,16 @@
                               <w:rPr>
                                 <w:rFonts w:ascii="Arial"/>
                                 <w:b/>
-                                <w:sz w:val="12"/>
+                                <w:sz w:val="10"/>
+                                <w:szCs w:val="10"/>
                               </w:rPr>
                             </w:pPr>
                             <w:r>
                               <w:rPr>
                                 <w:rFonts w:ascii="Arial"/>
                                 <w:b/>
-                                <w:sz w:val="12"/>
+                                <w:sz w:val="10"/>
+                                <w:szCs w:val="10"/>
                               </w:rPr>
                               <w:t xml:space="preserve">BREAK </w:t>
                             </w:r>
@@ -1040,7 +1091,8 @@
                                 <w:rFonts w:ascii="Arial"/>
                                 <w:b/>
                                 <w:spacing w:val="-5"/>
-                                <w:sz w:val="12"/>
+                                <w:sz w:val="10"/>
+                                <w:szCs w:val="10"/>
                               </w:rPr>
                               <w:t>IN</w:t>
                             </w:r>
@@ -1058,39 +1110,26 @@
                               <w:rPr>
                                 <w:rFonts w:ascii="Arial"/>
                                 <w:b/>
-                                <w:sz w:val="12"/>
+                                <w:sz w:val="10"/>
+                                <w:szCs w:val="10"/>
                               </w:rPr>
                             </w:pPr>
                             <w:r>
                               <w:rPr>
                                 <w:rFonts w:ascii="Arial"/>
                                 <w:b/>
-                                <w:sz w:val="12"/>
-                              </w:rPr>
-                              <w:t>CHE</w:t>
+                                <w:sz w:val="10"/>
+                                <w:szCs w:val="10"/>
+                              </w:rPr>
+                              <w:t xml:space="preserve">CHECK </w:t>
                             </w:r>
                             <w:r>
                               <w:rPr>
                                 <w:rFonts w:ascii="Arial"/>
                                 <w:b/>
-                                <w:sz w:val="12"/>
-                              </w:rPr>
-                              <w:t>C</w:t>
-                            </w:r>
-                            <w:r>
-                              <w:rPr>
-                                <w:rFonts w:ascii="Arial"/>
-                                <w:b/>
-                                <w:sz w:val="12"/>
-                              </w:rPr>
-                              <w:t xml:space="preserve">K </w:t>
-                            </w:r>
-                            <w:r>
-                              <w:rPr>
-                                <w:rFonts w:ascii="Arial"/>
-                                <w:b/>
                                 <w:spacing w:val="-5"/>
-                                <w:sz w:val="12"/>
+                                <w:sz w:val="10"/>
+                                <w:szCs w:val="10"/>
                               </w:rPr>
                               <w:t>OUT</w:t>
                             </w:r>
@@ -1108,7 +1147,8 @@
                               <w:rPr>
                                 <w:rFonts w:ascii="Arial"/>
                                 <w:b/>
-                                <w:sz w:val="12"/>
+                                <w:sz w:val="10"/>
+                                <w:szCs w:val="10"/>
                               </w:rPr>
                             </w:pPr>
                             <w:r>
@@ -1116,7 +1156,8 @@
                                 <w:rFonts w:ascii="Arial"/>
                                 <w:b/>
                                 <w:spacing w:val="-4"/>
-                                <w:sz w:val="12"/>
+                                <w:sz w:val="10"/>
+                                <w:szCs w:val="10"/>
                               </w:rPr>
                               <w:t>LATE</w:t>
                             </w:r>
@@ -1134,7 +1175,8 @@
                               <w:rPr>
                                 <w:rFonts w:ascii="Arial"/>
                                 <w:b/>
-                                <w:sz w:val="12"/>
+                                <w:sz w:val="10"/>
+                                <w:szCs w:val="10"/>
                               </w:rPr>
                             </w:pPr>
                             <w:r>
@@ -1142,7 +1184,8 @@
                                 <w:rFonts w:ascii="Arial"/>
                                 <w:b/>
                                 <w:spacing w:val="-2"/>
-                                <w:sz w:val="12"/>
+                                <w:sz w:val="10"/>
+                                <w:szCs w:val="10"/>
                               </w:rPr>
                               <w:t>UNDERTIME</w:t>
                             </w:r>
@@ -1164,15 +1207,17 @@
                               <w:rPr>
                                 <w:rFonts w:ascii="Times New Roman" w:eastAsia="Times New Roman" w:hAnsi="Times New Roman" w:cs="Times New Roman"/>
                                 <w:b/>
-                                <w:sz w:val="16"/>
+                                <w:sz w:val="14"/>
+                                <w:szCs w:val="14"/>
                               </w:rPr>
                             </w:pPr>
                             <w:r>
                               <w:rPr>
                                 <w:b/>
-                                <w:sz w:val="16"/>
-                              </w:rPr>
-                              <w:t>${row1}</w:t>
+                                <w:sz w:val="14"/>
+                                <w:szCs w:val="14"/>
+                              </w:rPr>
+                              <w:t>${row2}</w:t>
                             </w:r>
                           </w:p>
                         </w:tc>
@@ -1186,15 +1231,17 @@
                               <w:jc w:val="center"/>
                               <w:rPr>
                                 <w:b/>
-                                <w:sz w:val="16"/>
+                                <w:sz w:val="14"/>
+                                <w:szCs w:val="14"/>
                               </w:rPr>
                             </w:pPr>
                             <w:r>
                               <w:rPr>
                                 <w:b/>
-                                <w:sz w:val="16"/>
-                              </w:rPr>
-                              <w:t>${d1}</w:t>
+                                <w:sz w:val="14"/>
+                                <w:szCs w:val="14"/>
+                              </w:rPr>
+                              <w:t>${d2}</w:t>
                             </w:r>
                           </w:p>
                         </w:tc>
@@ -1208,15 +1255,17 @@
                               <w:jc w:val="center"/>
                               <w:rPr>
                                 <w:b/>
-                                <w:sz w:val="16"/>
+                                <w:sz w:val="14"/>
+                                <w:szCs w:val="14"/>
                               </w:rPr>
                             </w:pPr>
                             <w:r>
                               <w:rPr>
                                 <w:b/>
-                                <w:sz w:val="16"/>
-                              </w:rPr>
-                              <w:t>${in1}</w:t>
+                                <w:sz w:val="14"/>
+                                <w:szCs w:val="14"/>
+                              </w:rPr>
+                              <w:t>${in2}</w:t>
                             </w:r>
                           </w:p>
                         </w:tc>
@@ -1230,15 +1279,17 @@
                               <w:jc w:val="center"/>
                               <w:rPr>
                                 <w:b/>
-                                <w:sz w:val="16"/>
+                                <w:sz w:val="14"/>
+                                <w:szCs w:val="14"/>
                               </w:rPr>
                             </w:pPr>
                             <w:r>
                               <w:rPr>
                                 <w:b/>
-                                <w:sz w:val="16"/>
-                              </w:rPr>
-                              <w:t>${bout1}</w:t>
+                                <w:sz w:val="14"/>
+                                <w:szCs w:val="14"/>
+                              </w:rPr>
+                              <w:t>${bout2}</w:t>
                             </w:r>
                           </w:p>
                         </w:tc>
@@ -1252,15 +1303,17 @@
                               <w:jc w:val="center"/>
                               <w:rPr>
                                 <w:b/>
-                                <w:sz w:val="16"/>
+                                <w:sz w:val="14"/>
+                                <w:szCs w:val="14"/>
                               </w:rPr>
                             </w:pPr>
                             <w:r>
                               <w:rPr>
                                 <w:b/>
-                                <w:sz w:val="16"/>
-                              </w:rPr>
-                              <w:t>${bin1}</w:t>
+                                <w:sz w:val="14"/>
+                                <w:szCs w:val="14"/>
+                              </w:rPr>
+                              <w:t>${bin2}</w:t>
                             </w:r>
                           </w:p>
                         </w:tc>
@@ -1274,15 +1327,17 @@
                               <w:jc w:val="center"/>
                               <w:rPr>
                                 <w:b/>
-                                <w:sz w:val="16"/>
+                                <w:sz w:val="14"/>
+                                <w:szCs w:val="14"/>
                               </w:rPr>
                             </w:pPr>
                             <w:r>
                               <w:rPr>
                                 <w:b/>
-                                <w:sz w:val="16"/>
-                              </w:rPr>
-                              <w:t>${out1}</w:t>
+                                <w:sz w:val="14"/>
+                                <w:szCs w:val="14"/>
+                              </w:rPr>
+                              <w:t>${out2}</w:t>
                             </w:r>
                           </w:p>
                         </w:tc>
@@ -1292,7 +1347,13 @@
                           </w:tcPr>
                           <w:p>
                             <w:pPr>
+                              <w:pStyle w:val="TableParagraph"/>
                               <w:jc w:val="center"/>
+                              <w:rPr>
+                                <w:rFonts w:ascii="Arial" w:hAnsi="Arial" w:cs="Arial"/>
+                                <w:sz w:val="14"/>
+                                <w:szCs w:val="14"/>
+                              </w:rPr>
                             </w:pPr>
                           </w:p>
                         </w:tc>
@@ -1302,7 +1363,13 @@
                           </w:tcPr>
                           <w:p>
                             <w:pPr>
+                              <w:pStyle w:val="TableParagraph"/>
                               <w:jc w:val="center"/>
+                              <w:rPr>
+                                <w:rFonts w:ascii="Arial" w:hAnsi="Arial" w:cs="Arial"/>
+                                <w:sz w:val="14"/>
+                                <w:szCs w:val="14"/>
+                              </w:rPr>
                             </w:pPr>
                           </w:p>
                         </w:tc>
@@ -1329,18 +1396,18 @@
         <mc:AlternateContent>
           <mc:Choice Requires="wps">
             <w:drawing>
-              <wp:anchor distT="0" distB="0" distL="0" distR="0" simplePos="0" relativeHeight="251657216" behindDoc="1" locked="0" layoutInCell="1" allowOverlap="1" wp14:anchorId="7D297176" wp14:editId="39F2C5E3">
+              <wp:anchor distT="0" distB="0" distL="0" distR="0" simplePos="0" relativeHeight="251656192" behindDoc="1" locked="0" layoutInCell="1" allowOverlap="1" wp14:anchorId="6B156798" wp14:editId="4238C372">
                 <wp:simplePos x="0" y="0"/>
                 <wp:positionH relativeFrom="page">
-                  <wp:posOffset>3956367</wp:posOffset>
+                  <wp:posOffset>352425</wp:posOffset>
                 </wp:positionH>
                 <wp:positionV relativeFrom="paragraph">
-                  <wp:posOffset>69400</wp:posOffset>
+                  <wp:posOffset>70485</wp:posOffset>
                 </wp:positionV>
-                <wp:extent cx="3175635" cy="5767705"/>
+                <wp:extent cx="3175635" cy="5915025"/>
                 <wp:effectExtent l="0" t="0" r="0" b="0"/>
                 <wp:wrapTopAndBottom/>
-                <wp:docPr id="8" name="Textbox 8"/>
+                <wp:docPr id="7" name="Textbox 7"/>
                 <wp:cNvGraphicFramePr>
                   <a:graphicFrameLocks xmlns:a="http://schemas.openxmlformats.org/drawingml/2006/main"/>
                 </wp:cNvGraphicFramePr>
@@ -1353,7 +1420,7 @@
                       <wps:spPr>
                         <a:xfrm>
                           <a:off x="0" y="0"/>
-                          <a:ext cx="3175635" cy="5767705"/>
+                          <a:ext cx="3175635" cy="5915025"/>
                         </a:xfrm>
                         <a:prstGeom prst="rect">
                           <a:avLst/>
@@ -1407,7 +1474,8 @@
                                     <w:rPr>
                                       <w:rFonts w:ascii="Arial"/>
                                       <w:b/>
-                                      <w:sz w:val="12"/>
+                                      <w:sz w:val="10"/>
+                                      <w:szCs w:val="10"/>
                                     </w:rPr>
                                   </w:pPr>
                                   <w:r>
@@ -1415,7 +1483,8 @@
                                       <w:rFonts w:ascii="Arial"/>
                                       <w:b/>
                                       <w:spacing w:val="-5"/>
-                                      <w:sz w:val="12"/>
+                                      <w:sz w:val="10"/>
+                                      <w:szCs w:val="10"/>
                                     </w:rPr>
                                     <w:t>DAY</w:t>
                                   </w:r>
@@ -1433,14 +1502,16 @@
                                     <w:rPr>
                                       <w:rFonts w:ascii="Arial"/>
                                       <w:b/>
-                                      <w:sz w:val="12"/>
+                                      <w:sz w:val="10"/>
+                                      <w:szCs w:val="10"/>
                                     </w:rPr>
                                   </w:pPr>
                                   <w:r>
                                     <w:rPr>
                                       <w:rFonts w:ascii="Arial"/>
                                       <w:b/>
-                                      <w:sz w:val="12"/>
+                                      <w:sz w:val="10"/>
+                                      <w:szCs w:val="10"/>
                                     </w:rPr>
                                     <w:t xml:space="preserve">CHECK </w:t>
                                   </w:r>
@@ -1449,7 +1520,8 @@
                                       <w:rFonts w:ascii="Arial"/>
                                       <w:b/>
                                       <w:spacing w:val="-5"/>
-                                      <w:sz w:val="12"/>
+                                      <w:sz w:val="10"/>
+                                      <w:szCs w:val="10"/>
                                     </w:rPr>
                                     <w:t>IN</w:t>
                                   </w:r>
@@ -1467,14 +1539,16 @@
                                     <w:rPr>
                                       <w:rFonts w:ascii="Arial"/>
                                       <w:b/>
-                                      <w:sz w:val="12"/>
+                                      <w:sz w:val="10"/>
+                                      <w:szCs w:val="10"/>
                                     </w:rPr>
                                   </w:pPr>
                                   <w:r>
                                     <w:rPr>
                                       <w:rFonts w:ascii="Arial"/>
                                       <w:b/>
-                                      <w:sz w:val="12"/>
+                                      <w:sz w:val="10"/>
+                                      <w:szCs w:val="10"/>
                                     </w:rPr>
                                     <w:t xml:space="preserve">BREAK </w:t>
                                   </w:r>
@@ -1483,7 +1557,8 @@
                                       <w:rFonts w:ascii="Arial"/>
                                       <w:b/>
                                       <w:spacing w:val="-5"/>
-                                      <w:sz w:val="12"/>
+                                      <w:sz w:val="10"/>
+                                      <w:szCs w:val="10"/>
                                     </w:rPr>
                                     <w:t>OUT</w:t>
                                   </w:r>
@@ -1501,14 +1576,16 @@
                                     <w:rPr>
                                       <w:rFonts w:ascii="Arial"/>
                                       <w:b/>
-                                      <w:sz w:val="12"/>
+                                      <w:sz w:val="10"/>
+                                      <w:szCs w:val="10"/>
                                     </w:rPr>
                                   </w:pPr>
                                   <w:r>
                                     <w:rPr>
                                       <w:rFonts w:ascii="Arial"/>
                                       <w:b/>
-                                      <w:sz w:val="12"/>
+                                      <w:sz w:val="10"/>
+                                      <w:szCs w:val="10"/>
                                     </w:rPr>
                                     <w:t xml:space="preserve">BREAK </w:t>
                                   </w:r>
@@ -1517,7 +1594,8 @@
                                       <w:rFonts w:ascii="Arial"/>
                                       <w:b/>
                                       <w:spacing w:val="-5"/>
-                                      <w:sz w:val="12"/>
+                                      <w:sz w:val="10"/>
+                                      <w:szCs w:val="10"/>
                                     </w:rPr>
                                     <w:t>IN</w:t>
                                   </w:r>
@@ -1535,23 +1613,44 @@
                                     <w:rPr>
                                       <w:rFonts w:ascii="Arial"/>
                                       <w:b/>
-                                      <w:sz w:val="12"/>
+                                      <w:sz w:val="10"/>
+                                      <w:szCs w:val="10"/>
                                     </w:rPr>
                                   </w:pPr>
                                   <w:r>
                                     <w:rPr>
                                       <w:rFonts w:ascii="Arial"/>
                                       <w:b/>
-                                      <w:sz w:val="12"/>
-                                    </w:rPr>
-                                    <w:t xml:space="preserve">CHECK </w:t>
+                                      <w:sz w:val="10"/>
+                                      <w:szCs w:val="10"/>
+                                    </w:rPr>
+                                    <w:t>CHE</w:t>
                                   </w:r>
                                   <w:r>
                                     <w:rPr>
                                       <w:rFonts w:ascii="Arial"/>
                                       <w:b/>
+                                      <w:sz w:val="10"/>
+                                      <w:szCs w:val="10"/>
+                                    </w:rPr>
+                                    <w:t>C</w:t>
+                                  </w:r>
+                                  <w:r>
+                                    <w:rPr>
+                                      <w:rFonts w:ascii="Arial"/>
+                                      <w:b/>
+                                      <w:sz w:val="10"/>
+                                      <w:szCs w:val="10"/>
+                                    </w:rPr>
+                                    <w:t xml:space="preserve">K </w:t>
+                                  </w:r>
+                                  <w:r>
+                                    <w:rPr>
+                                      <w:rFonts w:ascii="Arial"/>
+                                      <w:b/>
                                       <w:spacing w:val="-5"/>
-                                      <w:sz w:val="12"/>
+                                      <w:sz w:val="10"/>
+                                      <w:szCs w:val="10"/>
                                     </w:rPr>
                                     <w:t>OUT</w:t>
                                   </w:r>
@@ -1569,7 +1668,8 @@
                                     <w:rPr>
                                       <w:rFonts w:ascii="Arial"/>
                                       <w:b/>
-                                      <w:sz w:val="12"/>
+                                      <w:sz w:val="10"/>
+                                      <w:szCs w:val="10"/>
                                     </w:rPr>
                                   </w:pPr>
                                   <w:r>
@@ -1577,7 +1677,8 @@
                                       <w:rFonts w:ascii="Arial"/>
                                       <w:b/>
                                       <w:spacing w:val="-4"/>
-                                      <w:sz w:val="12"/>
+                                      <w:sz w:val="10"/>
+                                      <w:szCs w:val="10"/>
                                     </w:rPr>
                                     <w:t>LATE</w:t>
                                   </w:r>
@@ -1595,7 +1696,8 @@
                                     <w:rPr>
                                       <w:rFonts w:ascii="Arial"/>
                                       <w:b/>
-                                      <w:sz w:val="12"/>
+                                      <w:sz w:val="10"/>
+                                      <w:szCs w:val="10"/>
                                     </w:rPr>
                                   </w:pPr>
                                   <w:r>
@@ -1603,7 +1705,8 @@
                                       <w:rFonts w:ascii="Arial"/>
                                       <w:b/>
                                       <w:spacing w:val="-2"/>
-                                      <w:sz w:val="12"/>
+                                      <w:sz w:val="10"/>
+                                      <w:szCs w:val="10"/>
                                     </w:rPr>
                                     <w:t>UNDERTIME</w:t>
                                   </w:r>
@@ -1612,7 +1715,7 @@
                             </w:tr>
                             <w:tr>
                               <w:trPr>
-                                <w:trHeight w:val="268"/>
+                                <w:trHeight w:val="262"/>
                               </w:trPr>
                               <w:tc>
                                 <w:tcPr>
@@ -1625,29 +1728,17 @@
                                     <w:rPr>
                                       <w:rFonts w:ascii="Times New Roman" w:eastAsia="Times New Roman" w:hAnsi="Times New Roman" w:cs="Times New Roman"/>
                                       <w:b/>
-                                      <w:sz w:val="16"/>
+                                      <w:sz w:val="14"/>
+                                      <w:szCs w:val="14"/>
                                     </w:rPr>
                                   </w:pPr>
                                   <w:r>
                                     <w:rPr>
                                       <w:b/>
-                                      <w:sz w:val="16"/>
-                                    </w:rPr>
-                                    <w:t>${row</w:t>
-                                  </w:r>
-                                  <w:r>
-                                    <w:rPr>
-                                      <w:b/>
-                                      <w:sz w:val="16"/>
-                                    </w:rPr>
-                                    <w:t>2</w:t>
-                                  </w:r>
-                                  <w:r>
-                                    <w:rPr>
-                                      <w:b/>
-                                      <w:sz w:val="16"/>
-                                    </w:rPr>
-                                    <w:t>}</w:t>
+                                      <w:sz w:val="14"/>
+                                      <w:szCs w:val="14"/>
+                                    </w:rPr>
+                                    <w:t>${row1}</w:t>
                                   </w:r>
                                 </w:p>
                               </w:tc>
@@ -1661,15 +1752,17 @@
                                     <w:jc w:val="center"/>
                                     <w:rPr>
                                       <w:b/>
-                                      <w:sz w:val="16"/>
+                                      <w:sz w:val="14"/>
+                                      <w:szCs w:val="14"/>
                                     </w:rPr>
                                   </w:pPr>
                                   <w:r>
                                     <w:rPr>
                                       <w:b/>
-                                      <w:sz w:val="16"/>
-                                    </w:rPr>
-                                    <w:t>${d2}</w:t>
+                                      <w:sz w:val="14"/>
+                                      <w:szCs w:val="14"/>
+                                    </w:rPr>
+                                    <w:t>${d1}</w:t>
                                   </w:r>
                                 </w:p>
                               </w:tc>
@@ -1683,15 +1776,17 @@
                                     <w:jc w:val="center"/>
                                     <w:rPr>
                                       <w:b/>
-                                      <w:sz w:val="16"/>
+                                      <w:sz w:val="14"/>
+                                      <w:szCs w:val="14"/>
                                     </w:rPr>
                                   </w:pPr>
                                   <w:r>
                                     <w:rPr>
                                       <w:b/>
-                                      <w:sz w:val="16"/>
-                                    </w:rPr>
-                                    <w:t>${in2}</w:t>
+                                      <w:sz w:val="14"/>
+                                      <w:szCs w:val="14"/>
+                                    </w:rPr>
+                                    <w:t>${in1}</w:t>
                                   </w:r>
                                 </w:p>
                               </w:tc>
@@ -1705,15 +1800,17 @@
                                     <w:jc w:val="center"/>
                                     <w:rPr>
                                       <w:b/>
-                                      <w:sz w:val="16"/>
+                                      <w:sz w:val="14"/>
+                                      <w:szCs w:val="14"/>
                                     </w:rPr>
                                   </w:pPr>
                                   <w:r>
                                     <w:rPr>
                                       <w:b/>
-                                      <w:sz w:val="16"/>
-                                    </w:rPr>
-                                    <w:t>${bout2}</w:t>
+                                      <w:sz w:val="14"/>
+                                      <w:szCs w:val="14"/>
+                                    </w:rPr>
+                                    <w:t>${bout1}</w:t>
                                   </w:r>
                                 </w:p>
                               </w:tc>
@@ -1727,15 +1824,17 @@
                                     <w:jc w:val="center"/>
                                     <w:rPr>
                                       <w:b/>
-                                      <w:sz w:val="16"/>
+                                      <w:sz w:val="14"/>
+                                      <w:szCs w:val="14"/>
                                     </w:rPr>
                                   </w:pPr>
                                   <w:r>
                                     <w:rPr>
                                       <w:b/>
-                                      <w:sz w:val="16"/>
-                                    </w:rPr>
-                                    <w:t>${bin2}</w:t>
+                                      <w:sz w:val="14"/>
+                                      <w:szCs w:val="14"/>
+                                    </w:rPr>
+                                    <w:t>${bin1}</w:t>
                                   </w:r>
                                 </w:p>
                               </w:tc>
@@ -1749,15 +1848,17 @@
                                     <w:jc w:val="center"/>
                                     <w:rPr>
                                       <w:b/>
-                                      <w:sz w:val="16"/>
+                                      <w:sz w:val="14"/>
+                                      <w:szCs w:val="14"/>
                                     </w:rPr>
                                   </w:pPr>
                                   <w:r>
                                     <w:rPr>
                                       <w:b/>
-                                      <w:sz w:val="16"/>
-                                    </w:rPr>
-                                    <w:t>${out2}</w:t>
+                                      <w:sz w:val="14"/>
+                                      <w:szCs w:val="14"/>
+                                    </w:rPr>
+                                    <w:t>${out1}</w:t>
                                   </w:r>
                                 </w:p>
                               </w:tc>
@@ -1767,11 +1868,10 @@
                                 </w:tcPr>
                                 <w:p>
                                   <w:pPr>
-                                    <w:pStyle w:val="TableParagraph"/>
                                     <w:jc w:val="center"/>
                                     <w:rPr>
-                                      <w:rFonts w:ascii="Arial" w:hAnsi="Arial" w:cs="Arial"/>
-                                      <w:sz w:val="18"/>
+                                      <w:sz w:val="14"/>
+                                      <w:szCs w:val="14"/>
                                     </w:rPr>
                                   </w:pPr>
                                 </w:p>
@@ -1782,11 +1882,10 @@
                                 </w:tcPr>
                                 <w:p>
                                   <w:pPr>
-                                    <w:pStyle w:val="TableParagraph"/>
                                     <w:jc w:val="center"/>
                                     <w:rPr>
-                                      <w:rFonts w:ascii="Arial" w:hAnsi="Arial" w:cs="Arial"/>
-                                      <w:sz w:val="18"/>
+                                      <w:sz w:val="14"/>
+                                      <w:szCs w:val="14"/>
                                     </w:rPr>
                                   </w:pPr>
                                 </w:p>
@@ -1806,12 +1905,15 @@
                     </wps:wsp>
                   </a:graphicData>
                 </a:graphic>
+                <wp14:sizeRelV relativeFrom="margin">
+                  <wp14:pctHeight>0</wp14:pctHeight>
+                </wp14:sizeRelV>
               </wp:anchor>
             </w:drawing>
           </mc:Choice>
           <mc:Fallback>
             <w:pict>
-              <v:shape w14:anchorId="7D297176" id="Textbox 8" o:spid="_x0000_s1027" type="#_x0000_t202" style="position:absolute;margin-left:311.5pt;margin-top:5.45pt;width:250.05pt;height:454.15pt;z-index:-251659264;visibility:visible;mso-wrap-style:square;mso-wrap-distance-left:0;mso-wrap-distance-top:0;mso-wrap-distance-right:0;mso-wrap-distance-bottom:0;mso-position-horizontal:absolute;mso-position-horizontal-relative:page;mso-position-vertical:absolute;mso-position-vertical-relative:text;v-text-anchor:top" o:gfxdata="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" filled="f" stroked="f">
+              <v:shape w14:anchorId="6B156798" id="Textbox 7" o:spid="_x0000_s1027" type="#_x0000_t202" style="position:absolute;margin-left:27.75pt;margin-top:5.55pt;width:250.05pt;height:465.75pt;z-index:-251660288;visibility:visible;mso-wrap-style:square;mso-height-percent:0;mso-wrap-distance-left:0;mso-wrap-distance-top:0;mso-wrap-distance-right:0;mso-wrap-distance-bottom:0;mso-position-horizontal:absolute;mso-position-horizontal-relative:page;mso-position-vertical:absolute;mso-position-vertical-relative:text;mso-height-percent:0;mso-height-relative:margin;v-text-anchor:top" o:gfxdata="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" filled="f" stroked="f">
                 <v:textbox inset="0,0,0,0">
                   <w:txbxContent>
                     <w:tbl>
@@ -1860,7 +1962,8 @@
                               <w:rPr>
                                 <w:rFonts w:ascii="Arial"/>
                                 <w:b/>
-                                <w:sz w:val="12"/>
+                                <w:sz w:val="10"/>
+                                <w:szCs w:val="10"/>
                               </w:rPr>
                             </w:pPr>
                             <w:r>
@@ -1868,7 +1971,8 @@
                                 <w:rFonts w:ascii="Arial"/>
                                 <w:b/>
                                 <w:spacing w:val="-5"/>
-                                <w:sz w:val="12"/>
+                                <w:sz w:val="10"/>
+                                <w:szCs w:val="10"/>
                               </w:rPr>
                               <w:t>DAY</w:t>
                             </w:r>
@@ -1886,14 +1990,16 @@
                               <w:rPr>
                                 <w:rFonts w:ascii="Arial"/>
                                 <w:b/>
-                                <w:sz w:val="12"/>
+                                <w:sz w:val="10"/>
+                                <w:szCs w:val="10"/>
                               </w:rPr>
                             </w:pPr>
                             <w:r>
                               <w:rPr>
                                 <w:rFonts w:ascii="Arial"/>
                                 <w:b/>
-                                <w:sz w:val="12"/>
+                                <w:sz w:val="10"/>
+                                <w:szCs w:val="10"/>
                               </w:rPr>
                               <w:t xml:space="preserve">CHECK </w:t>
                             </w:r>
@@ -1902,7 +2008,8 @@
                                 <w:rFonts w:ascii="Arial"/>
                                 <w:b/>
                                 <w:spacing w:val="-5"/>
-                                <w:sz w:val="12"/>
+                                <w:sz w:val="10"/>
+                                <w:szCs w:val="10"/>
                               </w:rPr>
                               <w:t>IN</w:t>
                             </w:r>
@@ -1920,14 +2027,16 @@
                               <w:rPr>
                                 <w:rFonts w:ascii="Arial"/>
                                 <w:b/>
-                                <w:sz w:val="12"/>
+                                <w:sz w:val="10"/>
+                                <w:szCs w:val="10"/>
                               </w:rPr>
                             </w:pPr>
                             <w:r>
                               <w:rPr>
                                 <w:rFonts w:ascii="Arial"/>
                                 <w:b/>
-                                <w:sz w:val="12"/>
+                                <w:sz w:val="10"/>
+                                <w:szCs w:val="10"/>
                               </w:rPr>
                               <w:t xml:space="preserve">BREAK </w:t>
                             </w:r>
@@ -1936,7 +2045,8 @@
                                 <w:rFonts w:ascii="Arial"/>
                                 <w:b/>
                                 <w:spacing w:val="-5"/>
-                                <w:sz w:val="12"/>
+                                <w:sz w:val="10"/>
+                                <w:szCs w:val="10"/>
                               </w:rPr>
                               <w:t>OUT</w:t>
                             </w:r>
@@ -1954,14 +2064,16 @@
                               <w:rPr>
                                 <w:rFonts w:ascii="Arial"/>
                                 <w:b/>
-                                <w:sz w:val="12"/>
+                                <w:sz w:val="10"/>
+                                <w:szCs w:val="10"/>
                               </w:rPr>
                             </w:pPr>
                             <w:r>
                               <w:rPr>
                                 <w:rFonts w:ascii="Arial"/>
                                 <w:b/>
-                                <w:sz w:val="12"/>
+                                <w:sz w:val="10"/>
+                                <w:szCs w:val="10"/>
                               </w:rPr>
                               <w:t xml:space="preserve">BREAK </w:t>
                             </w:r>
@@ -1970,7 +2082,8 @@
                                 <w:rFonts w:ascii="Arial"/>
                                 <w:b/>
                                 <w:spacing w:val="-5"/>
-                                <w:sz w:val="12"/>
+                                <w:sz w:val="10"/>
+                                <w:szCs w:val="10"/>
                               </w:rPr>
                               <w:t>IN</w:t>
                             </w:r>
@@ -1988,23 +2101,44 @@
                               <w:rPr>
                                 <w:rFonts w:ascii="Arial"/>
                                 <w:b/>
-                                <w:sz w:val="12"/>
+                                <w:sz w:val="10"/>
+                                <w:szCs w:val="10"/>
                               </w:rPr>
                             </w:pPr>
                             <w:r>
                               <w:rPr>
                                 <w:rFonts w:ascii="Arial"/>
                                 <w:b/>
-                                <w:sz w:val="12"/>
-                              </w:rPr>
-                              <w:t xml:space="preserve">CHECK </w:t>
+                                <w:sz w:val="10"/>
+                                <w:szCs w:val="10"/>
+                              </w:rPr>
+                              <w:t>CHE</w:t>
                             </w:r>
                             <w:r>
                               <w:rPr>
                                 <w:rFonts w:ascii="Arial"/>
                                 <w:b/>
+                                <w:sz w:val="10"/>
+                                <w:szCs w:val="10"/>
+                              </w:rPr>
+                              <w:t>C</w:t>
+                            </w:r>
+                            <w:r>
+                              <w:rPr>
+                                <w:rFonts w:ascii="Arial"/>
+                                <w:b/>
+                                <w:sz w:val="10"/>
+                                <w:szCs w:val="10"/>
+                              </w:rPr>
+                              <w:t xml:space="preserve">K </w:t>
+                            </w:r>
+                            <w:r>
+                              <w:rPr>
+                                <w:rFonts w:ascii="Arial"/>
+                                <w:b/>
                                 <w:spacing w:val="-5"/>
-                                <w:sz w:val="12"/>
+                                <w:sz w:val="10"/>
+                                <w:szCs w:val="10"/>
                               </w:rPr>
                               <w:t>OUT</w:t>
                             </w:r>
@@ -2022,7 +2156,8 @@
                               <w:rPr>
                                 <w:rFonts w:ascii="Arial"/>
                                 <w:b/>
-                                <w:sz w:val="12"/>
+                                <w:sz w:val="10"/>
+                                <w:szCs w:val="10"/>
                               </w:rPr>
                             </w:pPr>
                             <w:r>
@@ -2030,7 +2165,8 @@
                                 <w:rFonts w:ascii="Arial"/>
                                 <w:b/>
                                 <w:spacing w:val="-4"/>
-                                <w:sz w:val="12"/>
+                                <w:sz w:val="10"/>
+                                <w:szCs w:val="10"/>
                               </w:rPr>
                               <w:t>LATE</w:t>
                             </w:r>
@@ -2048,7 +2184,8 @@
                               <w:rPr>
                                 <w:rFonts w:ascii="Arial"/>
                                 <w:b/>
-                                <w:sz w:val="12"/>
+                                <w:sz w:val="10"/>
+                                <w:szCs w:val="10"/>
                               </w:rPr>
                             </w:pPr>
                             <w:r>
@@ -2056,7 +2193,8 @@
                                 <w:rFonts w:ascii="Arial"/>
                                 <w:b/>
                                 <w:spacing w:val="-2"/>
-                                <w:sz w:val="12"/>
+                                <w:sz w:val="10"/>
+                                <w:szCs w:val="10"/>
                               </w:rPr>
                               <w:t>UNDERTIME</w:t>
                             </w:r>
@@ -2065,7 +2203,7 @@
                       </w:tr>
                       <w:tr>
                         <w:trPr>
-                          <w:trHeight w:val="268"/>
+                          <w:trHeight w:val="262"/>
                         </w:trPr>
                         <w:tc>
                           <w:tcPr>
@@ -2078,29 +2216,17 @@
                               <w:rPr>
                                 <w:rFonts w:ascii="Times New Roman" w:eastAsia="Times New Roman" w:hAnsi="Times New Roman" w:cs="Times New Roman"/>
                                 <w:b/>
-                                <w:sz w:val="16"/>
+                                <w:sz w:val="14"/>
+                                <w:szCs w:val="14"/>
                               </w:rPr>
                             </w:pPr>
                             <w:r>
                               <w:rPr>
                                 <w:b/>
-                                <w:sz w:val="16"/>
-                              </w:rPr>
-                              <w:t>${row</w:t>
-                            </w:r>
-                            <w:r>
-                              <w:rPr>
-                                <w:b/>
-                                <w:sz w:val="16"/>
-                              </w:rPr>
-                              <w:t>2</w:t>
-                            </w:r>
-                            <w:r>
-                              <w:rPr>
-                                <w:b/>
-                                <w:sz w:val="16"/>
-                              </w:rPr>
-                              <w:t>}</w:t>
+                                <w:sz w:val="14"/>
+                                <w:szCs w:val="14"/>
+                              </w:rPr>
+                              <w:t>${row1}</w:t>
                             </w:r>
                           </w:p>
                         </w:tc>
@@ -2114,15 +2240,17 @@
                               <w:jc w:val="center"/>
                               <w:rPr>
                                 <w:b/>
-                                <w:sz w:val="16"/>
+                                <w:sz w:val="14"/>
+                                <w:szCs w:val="14"/>
                               </w:rPr>
                             </w:pPr>
                             <w:r>
                               <w:rPr>
                                 <w:b/>
-                                <w:sz w:val="16"/>
-                              </w:rPr>
-                              <w:t>${d2}</w:t>
+                                <w:sz w:val="14"/>
+                                <w:szCs w:val="14"/>
+                              </w:rPr>
+                              <w:t>${d1}</w:t>
                             </w:r>
                           </w:p>
                         </w:tc>
@@ -2136,15 +2264,17 @@
                               <w:jc w:val="center"/>
                               <w:rPr>
                                 <w:b/>
-                                <w:sz w:val="16"/>
+                                <w:sz w:val="14"/>
+                                <w:szCs w:val="14"/>
                               </w:rPr>
                             </w:pPr>
                             <w:r>
                               <w:rPr>
                                 <w:b/>
-                                <w:sz w:val="16"/>
-                              </w:rPr>
-                              <w:t>${in2}</w:t>
+                                <w:sz w:val="14"/>
+                                <w:szCs w:val="14"/>
+                              </w:rPr>
+                              <w:t>${in1}</w:t>
                             </w:r>
                           </w:p>
                         </w:tc>
@@ -2158,15 +2288,17 @@
                               <w:jc w:val="center"/>
                               <w:rPr>
                                 <w:b/>
-                                <w:sz w:val="16"/>
+                                <w:sz w:val="14"/>
+                                <w:szCs w:val="14"/>
                               </w:rPr>
                             </w:pPr>
                             <w:r>
                               <w:rPr>
                                 <w:b/>
-                                <w:sz w:val="16"/>
-                              </w:rPr>
-                              <w:t>${bout2}</w:t>
+                                <w:sz w:val="14"/>
+                                <w:szCs w:val="14"/>
+                              </w:rPr>
+                              <w:t>${bout1}</w:t>
                             </w:r>
                           </w:p>
                         </w:tc>
@@ -2180,15 +2312,17 @@
                               <w:jc w:val="center"/>
                               <w:rPr>
                                 <w:b/>
-                                <w:sz w:val="16"/>
+                                <w:sz w:val="14"/>
+                                <w:szCs w:val="14"/>
                               </w:rPr>
                             </w:pPr>
                             <w:r>
                               <w:rPr>
                                 <w:b/>
-                                <w:sz w:val="16"/>
-                              </w:rPr>
-                              <w:t>${bin2}</w:t>
+                                <w:sz w:val="14"/>
+                                <w:szCs w:val="14"/>
+                              </w:rPr>
+                              <w:t>${bin1}</w:t>
                             </w:r>
                           </w:p>
                         </w:tc>
@@ -2202,15 +2336,17 @@
                               <w:jc w:val="center"/>
                               <w:rPr>
                                 <w:b/>
-                                <w:sz w:val="16"/>
+                                <w:sz w:val="14"/>
+                                <w:szCs w:val="14"/>
                               </w:rPr>
                             </w:pPr>
                             <w:r>
                               <w:rPr>
                                 <w:b/>
-                                <w:sz w:val="16"/>
-                              </w:rPr>
-                              <w:t>${out2}</w:t>
+                                <w:sz w:val="14"/>
+                                <w:szCs w:val="14"/>
+                              </w:rPr>
+                              <w:t>${out1}</w:t>
                             </w:r>
                           </w:p>
                         </w:tc>
@@ -2220,11 +2356,10 @@
                           </w:tcPr>
                           <w:p>
                             <w:pPr>
-                              <w:pStyle w:val="TableParagraph"/>
                               <w:jc w:val="center"/>
                               <w:rPr>
-                                <w:rFonts w:ascii="Arial" w:hAnsi="Arial" w:cs="Arial"/>
-                                <w:sz w:val="18"/>
+                                <w:sz w:val="14"/>
+                                <w:szCs w:val="14"/>
                               </w:rPr>
                             </w:pPr>
                           </w:p>
@@ -2235,11 +2370,10 @@
                           </w:tcPr>
                           <w:p>
                             <w:pPr>
-                              <w:pStyle w:val="TableParagraph"/>
                               <w:jc w:val="center"/>
                               <w:rPr>
-                                <w:rFonts w:ascii="Arial" w:hAnsi="Arial" w:cs="Arial"/>
-                                <w:sz w:val="18"/>
+                                <w:sz w:val="14"/>
+                                <w:szCs w:val="14"/>
                               </w:rPr>
                             </w:pPr>
                           </w:p>
